--- a/项目截图说明.docx
+++ b/项目截图说明.docx
@@ -286,7 +286,7 @@
       <w:r>
         <w:drawing>
           <wp:inline xmlns:a="http://schemas.openxmlformats.org/drawingml/2006/main" xmlns:pic="http://schemas.openxmlformats.org/drawingml/2006/picture">
-            <wp:extent cx="5580000" cy="3784696"/>
+            <wp:extent cx="5580000" cy="2185500"/>
             <wp:docPr id="1" name="Picture 1"/>
             <wp:cNvGraphicFramePr>
               <a:graphicFrameLocks noChangeAspect="1"/>
@@ -307,7 +307,7 @@
                   <pic:spPr>
                     <a:xfrm>
                       <a:off x="0" y="0"/>
-                      <a:ext cx="5580000" cy="3784696"/>
+                      <a:ext cx="5580000" cy="2185500"/>
                     </a:xfrm>
                     <a:prstGeom prst="rect"/>
                   </pic:spPr>
@@ -346,7 +346,7 @@
       <w:r>
         <w:drawing>
           <wp:inline xmlns:a="http://schemas.openxmlformats.org/drawingml/2006/main" xmlns:pic="http://schemas.openxmlformats.org/drawingml/2006/picture">
-            <wp:extent cx="5580000" cy="3784696"/>
+            <wp:extent cx="5580000" cy="3069000"/>
             <wp:docPr id="2" name="Picture 2"/>
             <wp:cNvGraphicFramePr>
               <a:graphicFrameLocks noChangeAspect="1"/>
@@ -367,7 +367,7 @@
                   <pic:spPr>
                     <a:xfrm>
                       <a:off x="0" y="0"/>
-                      <a:ext cx="5580000" cy="3784696"/>
+                      <a:ext cx="5580000" cy="3069000"/>
                     </a:xfrm>
                     <a:prstGeom prst="rect"/>
                   </pic:spPr>
@@ -406,7 +406,7 @@
       <w:r>
         <w:drawing>
           <wp:inline xmlns:a="http://schemas.openxmlformats.org/drawingml/2006/main" xmlns:pic="http://schemas.openxmlformats.org/drawingml/2006/picture">
-            <wp:extent cx="5580000" cy="3784696"/>
+            <wp:extent cx="5580000" cy="2325000"/>
             <wp:docPr id="3" name="Picture 3"/>
             <wp:cNvGraphicFramePr>
               <a:graphicFrameLocks noChangeAspect="1"/>
@@ -427,7 +427,7 @@
                   <pic:spPr>
                     <a:xfrm>
                       <a:off x="0" y="0"/>
-                      <a:ext cx="5580000" cy="3784696"/>
+                      <a:ext cx="5580000" cy="2325000"/>
                     </a:xfrm>
                     <a:prstGeom prst="rect"/>
                   </pic:spPr>
@@ -466,7 +466,7 @@
       <w:r>
         <w:drawing>
           <wp:inline xmlns:a="http://schemas.openxmlformats.org/drawingml/2006/main" xmlns:pic="http://schemas.openxmlformats.org/drawingml/2006/picture">
-            <wp:extent cx="5580000" cy="3784696"/>
+            <wp:extent cx="5580000" cy="3162000"/>
             <wp:docPr id="4" name="Picture 4"/>
             <wp:cNvGraphicFramePr>
               <a:graphicFrameLocks noChangeAspect="1"/>
@@ -487,7 +487,7 @@
                   <pic:spPr>
                     <a:xfrm>
                       <a:off x="0" y="0"/>
-                      <a:ext cx="5580000" cy="3784696"/>
+                      <a:ext cx="5580000" cy="3162000"/>
                     </a:xfrm>
                     <a:prstGeom prst="rect"/>
                   </pic:spPr>
@@ -526,7 +526,7 @@
       <w:r>
         <w:drawing>
           <wp:inline xmlns:a="http://schemas.openxmlformats.org/drawingml/2006/main" xmlns:pic="http://schemas.openxmlformats.org/drawingml/2006/picture">
-            <wp:extent cx="5580000" cy="3784696"/>
+            <wp:extent cx="5580000" cy="2185500"/>
             <wp:docPr id="5" name="Picture 5"/>
             <wp:cNvGraphicFramePr>
               <a:graphicFrameLocks noChangeAspect="1"/>
@@ -547,7 +547,7 @@
                   <pic:spPr>
                     <a:xfrm>
                       <a:off x="0" y="0"/>
-                      <a:ext cx="5580000" cy="3784696"/>
+                      <a:ext cx="5580000" cy="2185500"/>
                     </a:xfrm>
                     <a:prstGeom prst="rect"/>
                   </pic:spPr>
@@ -586,7 +586,7 @@
       <w:r>
         <w:drawing>
           <wp:inline xmlns:a="http://schemas.openxmlformats.org/drawingml/2006/main" xmlns:pic="http://schemas.openxmlformats.org/drawingml/2006/picture">
-            <wp:extent cx="5580000" cy="3784696"/>
+            <wp:extent cx="5580000" cy="3255000"/>
             <wp:docPr id="6" name="Picture 6"/>
             <wp:cNvGraphicFramePr>
               <a:graphicFrameLocks noChangeAspect="1"/>
@@ -607,7 +607,7 @@
                   <pic:spPr>
                     <a:xfrm>
                       <a:off x="0" y="0"/>
-                      <a:ext cx="5580000" cy="3784696"/>
+                      <a:ext cx="5580000" cy="3255000"/>
                     </a:xfrm>
                     <a:prstGeom prst="rect"/>
                   </pic:spPr>
@@ -646,7 +646,7 @@
       <w:r>
         <w:drawing>
           <wp:inline xmlns:a="http://schemas.openxmlformats.org/drawingml/2006/main" xmlns:pic="http://schemas.openxmlformats.org/drawingml/2006/picture">
-            <wp:extent cx="5580000" cy="3784696"/>
+            <wp:extent cx="5580000" cy="2325000"/>
             <wp:docPr id="7" name="Picture 7"/>
             <wp:cNvGraphicFramePr>
               <a:graphicFrameLocks noChangeAspect="1"/>
@@ -667,7 +667,7 @@
                   <pic:spPr>
                     <a:xfrm>
                       <a:off x="0" y="0"/>
-                      <a:ext cx="5580000" cy="3784696"/>
+                      <a:ext cx="5580000" cy="2325000"/>
                     </a:xfrm>
                     <a:prstGeom prst="rect"/>
                   </pic:spPr>
@@ -706,7 +706,7 @@
       <w:r>
         <w:drawing>
           <wp:inline xmlns:a="http://schemas.openxmlformats.org/drawingml/2006/main" xmlns:pic="http://schemas.openxmlformats.org/drawingml/2006/picture">
-            <wp:extent cx="5580000" cy="3784696"/>
+            <wp:extent cx="5580000" cy="3115500"/>
             <wp:docPr id="8" name="Picture 8"/>
             <wp:cNvGraphicFramePr>
               <a:graphicFrameLocks noChangeAspect="1"/>
@@ -727,7 +727,7 @@
                   <pic:spPr>
                     <a:xfrm>
                       <a:off x="0" y="0"/>
-                      <a:ext cx="5580000" cy="3784696"/>
+                      <a:ext cx="5580000" cy="3115500"/>
                     </a:xfrm>
                     <a:prstGeom prst="rect"/>
                   </pic:spPr>
@@ -766,7 +766,7 @@
       <w:r>
         <w:drawing>
           <wp:inline xmlns:a="http://schemas.openxmlformats.org/drawingml/2006/main" xmlns:pic="http://schemas.openxmlformats.org/drawingml/2006/picture">
-            <wp:extent cx="5580000" cy="3784696"/>
+            <wp:extent cx="5580000" cy="3022500"/>
             <wp:docPr id="9" name="Picture 9"/>
             <wp:cNvGraphicFramePr>
               <a:graphicFrameLocks noChangeAspect="1"/>
@@ -787,7 +787,7 @@
                   <pic:spPr>
                     <a:xfrm>
                       <a:off x="0" y="0"/>
-                      <a:ext cx="5580000" cy="3784696"/>
+                      <a:ext cx="5580000" cy="3022500"/>
                     </a:xfrm>
                     <a:prstGeom prst="rect"/>
                   </pic:spPr>
@@ -826,7 +826,7 @@
       <w:r>
         <w:drawing>
           <wp:inline xmlns:a="http://schemas.openxmlformats.org/drawingml/2006/main" xmlns:pic="http://schemas.openxmlformats.org/drawingml/2006/picture">
-            <wp:extent cx="5580000" cy="3784696"/>
+            <wp:extent cx="5580000" cy="3255000"/>
             <wp:docPr id="10" name="Picture 10"/>
             <wp:cNvGraphicFramePr>
               <a:graphicFrameLocks noChangeAspect="1"/>
@@ -847,7 +847,7 @@
                   <pic:spPr>
                     <a:xfrm>
                       <a:off x="0" y="0"/>
-                      <a:ext cx="5580000" cy="3784696"/>
+                      <a:ext cx="5580000" cy="3255000"/>
                     </a:xfrm>
                     <a:prstGeom prst="rect"/>
                   </pic:spPr>
